--- a/docs/seminar/seminar-handouts.docx
+++ b/docs/seminar/seminar-handouts.docx
@@ -35,7 +35,43 @@
           <w:sz w:val="18"/>
           <w:szCs w:val="18"/>
         </w:rPr>
-        <w:t xml:space="preserve">セミナー配布資料①　— コピーして、そのままChatGPT等に貼り付けて使えます</w:t>
+        <w:t xml:space="preserve">セミナー配布資料①　— プロンプト＝AIに打ち込む「お願いの文章」のこと。番号のQRコードを読み取れば、打たずにコピーできます</w:t>
+      </w:r>
+    </w:p>
+    <w:p>
+      <w:pPr>
+        <w:spacing w:after="160"/>
+      </w:pPr>
+      <w:r>
+        <w:rPr>
+          <w:rFonts w:ascii="Yu Gothic" w:cs="Yu Gothic" w:eastAsia="Yu Gothic" w:hAnsi="Yu Gothic"/>
+          <w:b w:val="false"/>
+          <w:bCs w:val="false"/>
+          <w:i w:val="false"/>
+          <w:iCs w:val="false"/>
+          <w:color w:val="666666"/>
+          <w:sz w:val="18"/>
+          <w:szCs w:val="18"/>
+        </w:rPr>
+        <w:t xml:space="preserve">【印刷前の準備】各プロンプトを公開ページ（1プロンプト＝1ページ、タップ1回でコピーできる形）に置き、下の番号ごとのQRコード（一辺25mm以上）を貼り付けてください。QRが使えない方向けに短いURLも併記を。</w:t>
+      </w:r>
+    </w:p>
+    <w:p>
+      <w:pPr>
+        <w:spacing w:after="200"/>
+      </w:pPr>
+      <w:r>
+        <w:rPr>
+          <w:rFonts w:ascii="Yu Gothic" w:cs="Yu Gothic" w:eastAsia="Yu Gothic" w:hAnsi="Yu Gothic"/>
+          <w:b w:val="false"/>
+          <w:bCs w:val="false"/>
+          <w:i w:val="false"/>
+          <w:iCs w:val="false"/>
+          <w:color w:val="666666"/>
+          <w:sz w:val="18"/>
+          <w:szCs w:val="18"/>
+        </w:rPr>
+        <w:t xml:space="preserve">入力が大変な方へ：スマホのキーボードにあるマイクのボタンを押せば、話すだけで入力できます。</w:t>
       </w:r>
     </w:p>
     <w:p>
@@ -2353,6 +2389,24 @@
       </w:r>
     </w:p>
     <w:p>
+      <w:pPr>
+        <w:spacing w:after="120"/>
+      </w:pPr>
+      <w:r>
+        <w:rPr>
+          <w:rFonts w:ascii="Yu Gothic" w:cs="Yu Gothic" w:eastAsia="Yu Gothic" w:hAnsi="Yu Gothic"/>
+          <w:b w:val="false"/>
+          <w:bCs w:val="false"/>
+          <w:i w:val="false"/>
+          <w:iCs w:val="false"/>
+          <w:color w:val="666666"/>
+          <w:sz w:val="18"/>
+          <w:szCs w:val="18"/>
+        </w:rPr>
+        <w:t xml:space="preserve">※ 社員への最初の伝え方：「あなたの仕事をAIに置き換える」ではなく「あなたの朝の面倒な作業を減らす」。この一言で、翌朝の空気が決まります。</w:t>
+      </w:r>
+    </w:p>
+    <w:p>
       <w:r>
         <w:br w:type="page"/>
       </w:r>
@@ -5019,7 +5073,7 @@
                 <w:sz w:val="20"/>
                 <w:szCs w:val="20"/>
               </w:rPr>
-              <w:t xml:space="preserve">電話またはメール</w:t>
+              <w:t xml:space="preserve">つながりやすい連絡先（LINE・電話・メールのいずれか）</w:t>
             </w:r>
           </w:p>
         </w:tc>
@@ -5134,7 +5188,25 @@
           <w:sz w:val="18"/>
           <w:szCs w:val="18"/>
         </w:rPr>
-        <w:t xml:space="preserve">ご記入いただいた情報は、個別相談のご連絡と本セミナーの改善以外の目的には使用しません。</w:t>
+        <w:t xml:space="preserve">ご記入いただいた情報は、個別相談のご連絡と本セミナーの改善以外の目的には使用しません。Q1〜Q3は無記名で構いません。</w:t>
+      </w:r>
+    </w:p>
+    <w:p>
+      <w:pPr>
+        <w:spacing w:after="120"/>
+      </w:pPr>
+      <w:r>
+        <w:rPr>
+          <w:rFonts w:ascii="Yu Gothic" w:cs="Yu Gothic" w:eastAsia="Yu Gothic" w:hAnsi="Yu Gothic"/>
+          <w:b w:val="false"/>
+          <w:bCs w:val="false"/>
+          <w:i w:val="false"/>
+          <w:iCs w:val="false"/>
+          <w:color w:val="666666"/>
+          <w:sz w:val="18"/>
+          <w:szCs w:val="18"/>
+        </w:rPr>
+        <w:t xml:space="preserve">※ ご記入後は二つ折りにして、出口の回収箱にお入れください（内容がまわりの方に見えないようにするためです）。後日、配布資料のQRコード（LINE）から申し込むこともできます。</w:t>
       </w:r>
     </w:p>
     <w:sectPr>
